--- a/ML -Problem Assignment 1.docx
+++ b/ML -Problem Assignment 1.docx
@@ -12,24 +12,19 @@
         <w:t>We can achieve this by predicting which employee will resign nex</w:t>
       </w:r>
       <w:r>
-        <w:t>t by identifying their Last Working Day (LWD</w:t>
-      </w:r>
-      <w:proofErr w:type="gramStart"/>
-      <w:r>
-        <w:t>) ,</w:t>
-      </w:r>
-      <w:proofErr w:type="gramEnd"/>
-      <w:r>
-        <w:t xml:space="preserve"> we can calculate LWD based on company notice period </w:t>
+        <w:t xml:space="preserve">t </w:t>
       </w:r>
       <w:r>
-        <w:t xml:space="preserve">and </w:t>
+        <w:t>before they put paper</w:t>
       </w:r>
       <w:r>
-        <w:t xml:space="preserve">resignation raised date. Next step is </w:t>
+        <w:t xml:space="preserve"> </w:t>
       </w:r>
       <w:r>
-        <w:t>call to action is to appoint another employee with similar experience or sending this information to HR to find suitable employee for that position.</w:t>
+        <w:t xml:space="preserve">by identifying their </w:t>
+      </w:r>
+      <w:r>
+        <w:t>performance, satisfaction and how their coordinating with others. we need to train the model based on the reason of old employees.</w:t>
       </w:r>
     </w:p>
     <w:p/>
@@ -40,7 +35,10 @@
     </w:p>
     <w:p>
       <w:r>
-        <w:t>1.Time series Analysis</w:t>
+        <w:t>1.</w:t>
+      </w:r>
+      <w:r>
+        <w:t>Machine Learning</w:t>
       </w:r>
     </w:p>
     <w:p>
@@ -50,7 +48,10 @@
     </w:p>
     <w:p>
       <w:r>
-        <w:t>3.regression</w:t>
+        <w:t>3.</w:t>
+      </w:r>
+      <w:r>
+        <w:t>Classification</w:t>
       </w:r>
     </w:p>
     <w:p/>
@@ -61,13 +62,7 @@
     </w:p>
     <w:p>
       <w:r>
-        <w:t xml:space="preserve">Employee </w:t>
-      </w:r>
-      <w:r>
-        <w:t xml:space="preserve">Last Day </w:t>
-      </w:r>
-      <w:r>
-        <w:t>Prediction</w:t>
+        <w:t>Employee Resignation Prediction</w:t>
       </w:r>
     </w:p>
     <w:p/>
@@ -78,7 +73,7 @@
     </w:p>
     <w:tbl>
       <w:tblPr>
-        <w:tblW w:w="9938" w:type="dxa"/>
+        <w:tblW w:w="6198" w:type="dxa"/>
         <w:tblInd w:w="-5" w:type="dxa"/>
         <w:tblLook w:val="04A0" w:firstRow="1" w:lastRow="0" w:firstColumn="1" w:lastColumn="0" w:noHBand="0" w:noVBand="1"/>
       </w:tblPr>
@@ -87,7 +82,6 @@
         <w:gridCol w:w="1620"/>
         <w:gridCol w:w="1380"/>
         <w:gridCol w:w="1980"/>
-        <w:gridCol w:w="3740"/>
       </w:tblGrid>
       <w:tr>
         <w:trPr>
@@ -117,6 +111,7 @@
                 <w:kern w:val="0"/>
                 <w:sz w:val="22"/>
                 <w:szCs w:val="22"/>
+                <w:highlight w:val="yellow"/>
                 <w:lang w:eastAsia="en-IN"/>
                 <w14:ligatures w14:val="none"/>
               </w:rPr>
@@ -128,6 +123,7 @@
                 <w:kern w:val="0"/>
                 <w:sz w:val="22"/>
                 <w:szCs w:val="22"/>
+                <w:highlight w:val="yellow"/>
                 <w:lang w:eastAsia="en-IN"/>
                 <w14:ligatures w14:val="none"/>
               </w:rPr>
@@ -140,7 +136,7 @@
             <w:tcW w:w="1980" w:type="dxa"/>
             <w:tcBorders>
               <w:top w:val="single" w:sz="4" w:space="0" w:color="auto"/>
-              <w:left w:val="nil"/>
+              <w:left w:val="single" w:sz="4" w:space="0" w:color="auto"/>
               <w:bottom w:val="single" w:sz="4" w:space="0" w:color="auto"/>
               <w:right w:val="single" w:sz="4" w:space="0" w:color="auto"/>
             </w:tcBorders>
@@ -176,51 +172,10 @@
             </w:r>
           </w:p>
         </w:tc>
-        <w:tc>
-          <w:tcPr>
-            <w:tcW w:w="3740" w:type="dxa"/>
-            <w:tcBorders>
-              <w:top w:val="single" w:sz="4" w:space="0" w:color="auto"/>
-              <w:left w:val="nil"/>
-              <w:bottom w:val="single" w:sz="4" w:space="0" w:color="auto"/>
-              <w:right w:val="single" w:sz="4" w:space="0" w:color="auto"/>
-            </w:tcBorders>
-            <w:shd w:val="clear" w:color="000000" w:fill="FFFF00"/>
-            <w:vAlign w:val="bottom"/>
-            <w:hideMark/>
-          </w:tcPr>
-          <w:p>
-            <w:pPr>
-              <w:spacing w:after="0" w:line="240" w:lineRule="auto"/>
-              <w:jc w:val="center"/>
-              <w:rPr>
-                <w:rFonts w:ascii="Aptos Narrow" w:eastAsia="Times New Roman" w:hAnsi="Aptos Narrow" w:cs="Times New Roman"/>
-                <w:color w:val="000000"/>
-                <w:kern w:val="0"/>
-                <w:sz w:val="22"/>
-                <w:szCs w:val="22"/>
-                <w:lang w:eastAsia="en-IN"/>
-                <w14:ligatures w14:val="none"/>
-              </w:rPr>
-            </w:pPr>
-            <w:r>
-              <w:rPr>
-                <w:rFonts w:ascii="Aptos Narrow" w:eastAsia="Times New Roman" w:hAnsi="Aptos Narrow" w:cs="Times New Roman"/>
-                <w:color w:val="000000"/>
-                <w:kern w:val="0"/>
-                <w:sz w:val="22"/>
-                <w:szCs w:val="22"/>
-                <w:lang w:eastAsia="en-IN"/>
-                <w14:ligatures w14:val="none"/>
-              </w:rPr>
-              <w:t> </w:t>
-            </w:r>
-          </w:p>
-        </w:tc>
       </w:tr>
       <w:tr>
         <w:trPr>
-          <w:trHeight w:val="580"/>
+          <w:trHeight w:val="477"/>
         </w:trPr>
         <w:tc>
           <w:tcPr>
@@ -341,7 +296,7 @@
                 <w:lang w:eastAsia="en-IN"/>
                 <w14:ligatures w14:val="none"/>
               </w:rPr>
-              <w:t>Resignation raised</w:t>
+              <w:t>Performance</w:t>
             </w:r>
           </w:p>
         </w:tc>
@@ -350,7 +305,7 @@
             <w:tcW w:w="1980" w:type="dxa"/>
             <w:tcBorders>
               <w:top w:val="nil"/>
-              <w:left w:val="nil"/>
+              <w:left w:val="single" w:sz="4" w:space="0" w:color="auto"/>
               <w:bottom w:val="single" w:sz="4" w:space="0" w:color="auto"/>
               <w:right w:val="single" w:sz="4" w:space="0" w:color="auto"/>
             </w:tcBorders>
@@ -382,48 +337,7 @@
                 <w:lang w:eastAsia="en-IN"/>
                 <w14:ligatures w14:val="none"/>
               </w:rPr>
-              <w:t>Prediction -LWD</w:t>
-            </w:r>
-          </w:p>
-        </w:tc>
-        <w:tc>
-          <w:tcPr>
-            <w:tcW w:w="3740" w:type="dxa"/>
-            <w:tcBorders>
-              <w:top w:val="nil"/>
-              <w:left w:val="nil"/>
-              <w:bottom w:val="single" w:sz="4" w:space="0" w:color="auto"/>
-              <w:right w:val="single" w:sz="4" w:space="0" w:color="auto"/>
-            </w:tcBorders>
-            <w:shd w:val="clear" w:color="000000" w:fill="A6C9EC"/>
-            <w:vAlign w:val="bottom"/>
-            <w:hideMark/>
-          </w:tcPr>
-          <w:p>
-            <w:pPr>
-              <w:spacing w:after="0" w:line="240" w:lineRule="auto"/>
-              <w:jc w:val="center"/>
-              <w:rPr>
-                <w:rFonts w:ascii="Aptos Narrow" w:eastAsia="Times New Roman" w:hAnsi="Aptos Narrow" w:cs="Times New Roman"/>
-                <w:color w:val="000000"/>
-                <w:kern w:val="0"/>
-                <w:sz w:val="22"/>
-                <w:szCs w:val="22"/>
-                <w:lang w:eastAsia="en-IN"/>
-                <w14:ligatures w14:val="none"/>
-              </w:rPr>
-            </w:pPr>
-            <w:r>
-              <w:rPr>
-                <w:rFonts w:ascii="Aptos Narrow" w:eastAsia="Times New Roman" w:hAnsi="Aptos Narrow" w:cs="Times New Roman"/>
-                <w:color w:val="000000"/>
-                <w:kern w:val="0"/>
-                <w:sz w:val="22"/>
-                <w:szCs w:val="22"/>
-                <w:lang w:eastAsia="en-IN"/>
-                <w14:ligatures w14:val="none"/>
-              </w:rPr>
-              <w:t>Call to action</w:t>
+              <w:t xml:space="preserve">Prediction </w:t>
             </w:r>
           </w:p>
         </w:tc>
@@ -548,7 +462,7 @@
                 <w:lang w:eastAsia="en-IN"/>
                 <w14:ligatures w14:val="none"/>
               </w:rPr>
-              <w:t xml:space="preserve">Yes </w:t>
+              <w:t>Good</w:t>
             </w:r>
           </w:p>
         </w:tc>
@@ -557,7 +471,7 @@
             <w:tcW w:w="1980" w:type="dxa"/>
             <w:tcBorders>
               <w:top w:val="nil"/>
-              <w:left w:val="nil"/>
+              <w:left w:val="single" w:sz="4" w:space="0" w:color="auto"/>
               <w:bottom w:val="single" w:sz="4" w:space="0" w:color="auto"/>
               <w:right w:val="single" w:sz="4" w:space="0" w:color="auto"/>
             </w:tcBorders>
@@ -588,47 +502,7 @@
                 <w:lang w:eastAsia="en-IN"/>
                 <w14:ligatures w14:val="none"/>
               </w:rPr>
-              <w:t>25-May-26</w:t>
-            </w:r>
-          </w:p>
-        </w:tc>
-        <w:tc>
-          <w:tcPr>
-            <w:tcW w:w="3740" w:type="dxa"/>
-            <w:tcBorders>
-              <w:top w:val="nil"/>
-              <w:left w:val="nil"/>
-              <w:bottom w:val="single" w:sz="4" w:space="0" w:color="auto"/>
-              <w:right w:val="single" w:sz="4" w:space="0" w:color="auto"/>
-            </w:tcBorders>
-            <w:vAlign w:val="bottom"/>
-            <w:hideMark/>
-          </w:tcPr>
-          <w:p>
-            <w:pPr>
-              <w:spacing w:after="0" w:line="240" w:lineRule="auto"/>
-              <w:jc w:val="center"/>
-              <w:rPr>
-                <w:rFonts w:ascii="Aptos Narrow" w:eastAsia="Times New Roman" w:hAnsi="Aptos Narrow" w:cs="Times New Roman"/>
-                <w:color w:val="000000"/>
-                <w:kern w:val="0"/>
-                <w:sz w:val="22"/>
-                <w:szCs w:val="22"/>
-                <w:lang w:eastAsia="en-IN"/>
-                <w14:ligatures w14:val="none"/>
-              </w:rPr>
-            </w:pPr>
-            <w:r>
-              <w:rPr>
-                <w:rFonts w:ascii="Aptos Narrow" w:eastAsia="Times New Roman" w:hAnsi="Aptos Narrow" w:cs="Times New Roman"/>
-                <w:color w:val="000000"/>
-                <w:kern w:val="0"/>
-                <w:sz w:val="22"/>
-                <w:szCs w:val="22"/>
-                <w:lang w:eastAsia="en-IN"/>
-                <w14:ligatures w14:val="none"/>
-              </w:rPr>
-              <w:t>Find another employee for developer role before 25th may</w:t>
+              <w:t>Resign</w:t>
             </w:r>
           </w:p>
         </w:tc>
@@ -753,7 +627,7 @@
                 <w:lang w:eastAsia="en-IN"/>
                 <w14:ligatures w14:val="none"/>
               </w:rPr>
-              <w:t xml:space="preserve">Yes </w:t>
+              <w:t>Good</w:t>
             </w:r>
           </w:p>
         </w:tc>
@@ -762,7 +636,7 @@
             <w:tcW w:w="1980" w:type="dxa"/>
             <w:tcBorders>
               <w:top w:val="nil"/>
-              <w:left w:val="nil"/>
+              <w:left w:val="single" w:sz="4" w:space="0" w:color="auto"/>
               <w:bottom w:val="single" w:sz="4" w:space="0" w:color="auto"/>
               <w:right w:val="single" w:sz="4" w:space="0" w:color="auto"/>
             </w:tcBorders>
@@ -793,19 +667,25 @@
                 <w:lang w:eastAsia="en-IN"/>
                 <w14:ligatures w14:val="none"/>
               </w:rPr>
-              <w:t>27-Jun-25</w:t>
+              <w:t>Not Resign</w:t>
             </w:r>
           </w:p>
         </w:tc>
+      </w:tr>
+      <w:tr>
+        <w:trPr>
+          <w:trHeight w:val="290"/>
+        </w:trPr>
         <w:tc>
           <w:tcPr>
-            <w:tcW w:w="3740" w:type="dxa"/>
+            <w:tcW w:w="1218" w:type="dxa"/>
             <w:tcBorders>
               <w:top w:val="nil"/>
-              <w:left w:val="nil"/>
-              <w:bottom w:val="single" w:sz="4" w:space="0" w:color="auto"/>
+              <w:left w:val="single" w:sz="4" w:space="0" w:color="auto"/>
+              <w:bottom w:val="nil"/>
               <w:right w:val="single" w:sz="4" w:space="0" w:color="auto"/>
             </w:tcBorders>
+            <w:noWrap/>
             <w:vAlign w:val="bottom"/>
             <w:hideMark/>
           </w:tcPr>
@@ -833,8 +713,37 @@
                 <w:lang w:eastAsia="en-IN"/>
                 <w14:ligatures w14:val="none"/>
               </w:rPr>
-              <w:t xml:space="preserve">Find another employee for developer role before 27th </w:t>
+              <w:t>Raja</w:t>
             </w:r>
+          </w:p>
+        </w:tc>
+        <w:tc>
+          <w:tcPr>
+            <w:tcW w:w="1620" w:type="dxa"/>
+            <w:tcBorders>
+              <w:top w:val="nil"/>
+              <w:left w:val="nil"/>
+              <w:bottom w:val="nil"/>
+              <w:right w:val="single" w:sz="4" w:space="0" w:color="auto"/>
+            </w:tcBorders>
+            <w:noWrap/>
+            <w:vAlign w:val="bottom"/>
+            <w:hideMark/>
+          </w:tcPr>
+          <w:p>
+            <w:pPr>
+              <w:spacing w:after="0" w:line="240" w:lineRule="auto"/>
+              <w:jc w:val="center"/>
+              <w:rPr>
+                <w:rFonts w:ascii="Aptos Narrow" w:eastAsia="Times New Roman" w:hAnsi="Aptos Narrow" w:cs="Times New Roman"/>
+                <w:color w:val="000000"/>
+                <w:kern w:val="0"/>
+                <w:sz w:val="22"/>
+                <w:szCs w:val="22"/>
+                <w:lang w:eastAsia="en-IN"/>
+                <w14:ligatures w14:val="none"/>
+              </w:rPr>
+            </w:pPr>
             <w:r>
               <w:rPr>
                 <w:rFonts w:ascii="Aptos Narrow" w:eastAsia="Times New Roman" w:hAnsi="Aptos Narrow" w:cs="Times New Roman"/>
@@ -845,8 +754,77 @@
                 <w:lang w:eastAsia="en-IN"/>
                 <w14:ligatures w14:val="none"/>
               </w:rPr>
-              <w:t>June</w:t>
+              <w:t>Lead Developer</w:t>
             </w:r>
+          </w:p>
+        </w:tc>
+        <w:tc>
+          <w:tcPr>
+            <w:tcW w:w="1380" w:type="dxa"/>
+            <w:tcBorders>
+              <w:top w:val="nil"/>
+              <w:left w:val="nil"/>
+              <w:bottom w:val="nil"/>
+              <w:right w:val="single" w:sz="4" w:space="0" w:color="auto"/>
+            </w:tcBorders>
+            <w:noWrap/>
+            <w:vAlign w:val="bottom"/>
+            <w:hideMark/>
+          </w:tcPr>
+          <w:p>
+            <w:pPr>
+              <w:spacing w:after="0" w:line="240" w:lineRule="auto"/>
+              <w:rPr>
+                <w:rFonts w:ascii="Aptos Narrow" w:eastAsia="Times New Roman" w:hAnsi="Aptos Narrow" w:cs="Times New Roman"/>
+                <w:color w:val="000000"/>
+                <w:kern w:val="0"/>
+                <w:sz w:val="22"/>
+                <w:szCs w:val="22"/>
+                <w:lang w:eastAsia="en-IN"/>
+                <w14:ligatures w14:val="none"/>
+              </w:rPr>
+            </w:pPr>
+            <w:r>
+              <w:rPr>
+                <w:rFonts w:ascii="Aptos Narrow" w:eastAsia="Times New Roman" w:hAnsi="Aptos Narrow" w:cs="Times New Roman"/>
+                <w:color w:val="000000"/>
+                <w:kern w:val="0"/>
+                <w:sz w:val="22"/>
+                <w:szCs w:val="22"/>
+                <w:lang w:eastAsia="en-IN"/>
+                <w14:ligatures w14:val="none"/>
+              </w:rPr>
+              <w:t xml:space="preserve">      Moderate</w:t>
+            </w:r>
+          </w:p>
+        </w:tc>
+        <w:tc>
+          <w:tcPr>
+            <w:tcW w:w="1980" w:type="dxa"/>
+            <w:tcBorders>
+              <w:top w:val="nil"/>
+              <w:left w:val="single" w:sz="4" w:space="0" w:color="auto"/>
+              <w:bottom w:val="nil"/>
+              <w:right w:val="single" w:sz="4" w:space="0" w:color="auto"/>
+            </w:tcBorders>
+            <w:noWrap/>
+            <w:vAlign w:val="bottom"/>
+            <w:hideMark/>
+          </w:tcPr>
+          <w:p>
+            <w:pPr>
+              <w:spacing w:after="0" w:line="240" w:lineRule="auto"/>
+              <w:jc w:val="center"/>
+              <w:rPr>
+                <w:rFonts w:ascii="Aptos Narrow" w:eastAsia="Times New Roman" w:hAnsi="Aptos Narrow" w:cs="Times New Roman"/>
+                <w:color w:val="000000"/>
+                <w:kern w:val="0"/>
+                <w:sz w:val="22"/>
+                <w:szCs w:val="22"/>
+                <w:lang w:eastAsia="en-IN"/>
+                <w14:ligatures w14:val="none"/>
+              </w:rPr>
+            </w:pPr>
           </w:p>
         </w:tc>
       </w:tr>
@@ -865,7 +843,6 @@
             </w:tcBorders>
             <w:noWrap/>
             <w:vAlign w:val="bottom"/>
-            <w:hideMark/>
           </w:tcPr>
           <w:p>
             <w:pPr>
@@ -881,18 +858,6 @@
                 <w14:ligatures w14:val="none"/>
               </w:rPr>
             </w:pPr>
-            <w:r>
-              <w:rPr>
-                <w:rFonts w:ascii="Aptos Narrow" w:eastAsia="Times New Roman" w:hAnsi="Aptos Narrow" w:cs="Times New Roman"/>
-                <w:color w:val="000000"/>
-                <w:kern w:val="0"/>
-                <w:sz w:val="22"/>
-                <w:szCs w:val="22"/>
-                <w:lang w:eastAsia="en-IN"/>
-                <w14:ligatures w14:val="none"/>
-              </w:rPr>
-              <w:t>Raja</w:t>
-            </w:r>
           </w:p>
         </w:tc>
         <w:tc>
@@ -906,7 +871,6 @@
             </w:tcBorders>
             <w:noWrap/>
             <w:vAlign w:val="bottom"/>
-            <w:hideMark/>
           </w:tcPr>
           <w:p>
             <w:pPr>
@@ -922,18 +886,6 @@
                 <w14:ligatures w14:val="none"/>
               </w:rPr>
             </w:pPr>
-            <w:r>
-              <w:rPr>
-                <w:rFonts w:ascii="Aptos Narrow" w:eastAsia="Times New Roman" w:hAnsi="Aptos Narrow" w:cs="Times New Roman"/>
-                <w:color w:val="000000"/>
-                <w:kern w:val="0"/>
-                <w:sz w:val="22"/>
-                <w:szCs w:val="22"/>
-                <w:lang w:eastAsia="en-IN"/>
-                <w14:ligatures w14:val="none"/>
-              </w:rPr>
-              <w:t>Lead Developer</w:t>
-            </w:r>
           </w:p>
         </w:tc>
         <w:tc>
@@ -947,7 +899,6 @@
             </w:tcBorders>
             <w:noWrap/>
             <w:vAlign w:val="bottom"/>
-            <w:hideMark/>
           </w:tcPr>
           <w:p>
             <w:pPr>
@@ -963,18 +914,6 @@
                 <w14:ligatures w14:val="none"/>
               </w:rPr>
             </w:pPr>
-            <w:r>
-              <w:rPr>
-                <w:rFonts w:ascii="Aptos Narrow" w:eastAsia="Times New Roman" w:hAnsi="Aptos Narrow" w:cs="Times New Roman"/>
-                <w:color w:val="000000"/>
-                <w:kern w:val="0"/>
-                <w:sz w:val="22"/>
-                <w:szCs w:val="22"/>
-                <w:lang w:eastAsia="en-IN"/>
-                <w14:ligatures w14:val="none"/>
-              </w:rPr>
-              <w:t>No</w:t>
-            </w:r>
           </w:p>
         </w:tc>
         <w:tc>
@@ -982,13 +921,12 @@
             <w:tcW w:w="1980" w:type="dxa"/>
             <w:tcBorders>
               <w:top w:val="nil"/>
-              <w:left w:val="nil"/>
+              <w:left w:val="single" w:sz="4" w:space="0" w:color="auto"/>
               <w:bottom w:val="single" w:sz="4" w:space="0" w:color="auto"/>
               <w:right w:val="single" w:sz="4" w:space="0" w:color="auto"/>
             </w:tcBorders>
             <w:noWrap/>
             <w:vAlign w:val="bottom"/>
-            <w:hideMark/>
           </w:tcPr>
           <w:p>
             <w:pPr>
@@ -1014,60 +952,7 @@
                 <w:lang w:eastAsia="en-IN"/>
                 <w14:ligatures w14:val="none"/>
               </w:rPr>
-              <w:t>NA</w:t>
-            </w:r>
-          </w:p>
-        </w:tc>
-        <w:tc>
-          <w:tcPr>
-            <w:tcW w:w="3740" w:type="dxa"/>
-            <w:tcBorders>
-              <w:top w:val="nil"/>
-              <w:left w:val="nil"/>
-              <w:bottom w:val="single" w:sz="4" w:space="0" w:color="auto"/>
-              <w:right w:val="single" w:sz="4" w:space="0" w:color="auto"/>
-            </w:tcBorders>
-            <w:noWrap/>
-            <w:vAlign w:val="bottom"/>
-            <w:hideMark/>
-          </w:tcPr>
-          <w:p>
-            <w:pPr>
-              <w:spacing w:after="0" w:line="240" w:lineRule="auto"/>
-              <w:jc w:val="center"/>
-              <w:rPr>
-                <w:rFonts w:ascii="Aptos Narrow" w:eastAsia="Times New Roman" w:hAnsi="Aptos Narrow" w:cs="Times New Roman"/>
-                <w:color w:val="000000"/>
-                <w:kern w:val="0"/>
-                <w:sz w:val="22"/>
-                <w:szCs w:val="22"/>
-                <w:lang w:eastAsia="en-IN"/>
-                <w14:ligatures w14:val="none"/>
-              </w:rPr>
-            </w:pPr>
-            <w:r>
-              <w:rPr>
-                <w:rFonts w:ascii="Aptos Narrow" w:eastAsia="Times New Roman" w:hAnsi="Aptos Narrow" w:cs="Times New Roman"/>
-                <w:color w:val="000000"/>
-                <w:kern w:val="0"/>
-                <w:sz w:val="22"/>
-                <w:szCs w:val="22"/>
-                <w:lang w:eastAsia="en-IN"/>
-                <w14:ligatures w14:val="none"/>
-              </w:rPr>
-              <w:t>No action</w:t>
-            </w:r>
-            <w:r>
-              <w:rPr>
-                <w:rFonts w:ascii="Aptos Narrow" w:eastAsia="Times New Roman" w:hAnsi="Aptos Narrow" w:cs="Times New Roman"/>
-                <w:color w:val="000000"/>
-                <w:kern w:val="0"/>
-                <w:sz w:val="22"/>
-                <w:szCs w:val="22"/>
-                <w:lang w:eastAsia="en-IN"/>
-                <w14:ligatures w14:val="none"/>
-              </w:rPr>
-              <w:t xml:space="preserve"> required</w:t>
+              <w:t>Resign</w:t>
             </w:r>
           </w:p>
         </w:tc>
